--- a/[IT4409]_CuoiKy20252_20252713M_NguyenThuHuong.docx
+++ b/[IT4409]_CuoiKy20252_20252713M_NguyenThuHuong.docx
@@ -22073,9 +22073,585 @@
     <w:p>
       <w:pPr>
         <w:spacing w:after="0" w:line="240" w:lineRule="auto"/>
-        <w:rPr>
-          <w:rFonts w:ascii="Times New Roman" w:hAnsi="Times New Roman" w:cs="Times New Roman"/>
-          <w:lang w:val="vi-VN"/>
+        <w:ind w:left="720"/>
+        <w:rPr>
+          <w:rFonts w:ascii="Times New Roman" w:hAnsi="Times New Roman" w:cs="Times New Roman"/>
+          <w:sz w:val="24"/>
+          <w:szCs w:val="24"/>
+        </w:rPr>
+      </w:pPr>
+    </w:p>
+    <w:p>
+      <w:pPr>
+        <w:spacing w:after="0" w:line="240" w:lineRule="auto"/>
+        <w:rPr>
+          <w:rFonts w:ascii="Times New Roman" w:hAnsi="Times New Roman" w:cs="Times New Roman"/>
+        </w:rPr>
+      </w:pPr>
+      <w:r>
+        <w:rPr>
+          <w:rFonts w:ascii="Times New Roman" w:hAnsi="Times New Roman" w:cs="Times New Roman"/>
+          <w:b/>
+          <w:bCs/>
+        </w:rPr>
+        <w:t xml:space="preserve">2.4.4. </w:t>
+      </w:r>
+      <w:proofErr w:type="spellStart"/>
+      <w:r>
+        <w:rPr>
+          <w:rFonts w:ascii="Times New Roman" w:hAnsi="Times New Roman" w:cs="Times New Roman"/>
+          <w:b/>
+          <w:bCs/>
+        </w:rPr>
+        <w:t>Triển</w:t>
+      </w:r>
+      <w:proofErr w:type="spellEnd"/>
+      <w:r>
+        <w:rPr>
+          <w:rFonts w:ascii="Times New Roman" w:hAnsi="Times New Roman" w:cs="Times New Roman"/>
+          <w:b/>
+          <w:bCs/>
+        </w:rPr>
+        <w:t xml:space="preserve"> </w:t>
+      </w:r>
+      <w:proofErr w:type="spellStart"/>
+      <w:r>
+        <w:rPr>
+          <w:rFonts w:ascii="Times New Roman" w:hAnsi="Times New Roman" w:cs="Times New Roman"/>
+          <w:b/>
+          <w:bCs/>
+        </w:rPr>
+        <w:t>khai</w:t>
+      </w:r>
+      <w:proofErr w:type="spellEnd"/>
+      <w:r>
+        <w:rPr>
+          <w:rFonts w:ascii="Times New Roman" w:hAnsi="Times New Roman" w:cs="Times New Roman"/>
+          <w:b/>
+          <w:bCs/>
+        </w:rPr>
+        <w:t>:</w:t>
+      </w:r>
+    </w:p>
+    <w:p>
+      <w:pPr>
+        <w:numPr>
+          <w:ilvl w:val="0"/>
+          <w:numId w:val="18"/>
+        </w:numPr>
+        <w:spacing w:after="0" w:line="240" w:lineRule="auto"/>
+        <w:rPr>
+          <w:rFonts w:ascii="Times New Roman" w:hAnsi="Times New Roman" w:cs="Times New Roman"/>
+        </w:rPr>
+      </w:pPr>
+      <w:r>
+        <w:rPr>
+          <w:rFonts w:ascii="Times New Roman" w:hAnsi="Times New Roman" w:cs="Times New Roman"/>
+          <w:b/>
+          <w:bCs/>
+        </w:rPr>
+        <w:t>GitHub:</w:t>
+      </w:r>
+      <w:r>
+        <w:rPr>
+          <w:rFonts w:ascii="Times New Roman" w:hAnsi="Times New Roman" w:cs="Times New Roman"/>
+        </w:rPr>
+        <w:t xml:space="preserve"> Lưu </w:t>
+      </w:r>
+      <w:proofErr w:type="spellStart"/>
+      <w:r>
+        <w:rPr>
+          <w:rFonts w:ascii="Times New Roman" w:hAnsi="Times New Roman" w:cs="Times New Roman"/>
+        </w:rPr>
+        <w:t>trữ</w:t>
+      </w:r>
+      <w:proofErr w:type="spellEnd"/>
+      <w:r>
+        <w:rPr>
+          <w:rFonts w:ascii="Times New Roman" w:hAnsi="Times New Roman" w:cs="Times New Roman"/>
+        </w:rPr>
+        <w:t xml:space="preserve"> </w:t>
+      </w:r>
+      <w:proofErr w:type="spellStart"/>
+      <w:r>
+        <w:rPr>
+          <w:rFonts w:ascii="Times New Roman" w:hAnsi="Times New Roman" w:cs="Times New Roman"/>
+        </w:rPr>
+        <w:t>mã</w:t>
+      </w:r>
+      <w:proofErr w:type="spellEnd"/>
+      <w:r>
+        <w:rPr>
+          <w:rFonts w:ascii="Times New Roman" w:hAnsi="Times New Roman" w:cs="Times New Roman"/>
+        </w:rPr>
+        <w:t xml:space="preserve"> </w:t>
+      </w:r>
+      <w:proofErr w:type="spellStart"/>
+      <w:r>
+        <w:rPr>
+          <w:rFonts w:ascii="Times New Roman" w:hAnsi="Times New Roman" w:cs="Times New Roman"/>
+        </w:rPr>
+        <w:t>nguồn</w:t>
+      </w:r>
+      <w:proofErr w:type="spellEnd"/>
+      <w:r>
+        <w:rPr>
+          <w:rFonts w:ascii="Times New Roman" w:hAnsi="Times New Roman" w:cs="Times New Roman"/>
+        </w:rPr>
+        <w:t xml:space="preserve"> </w:t>
+      </w:r>
+      <w:proofErr w:type="spellStart"/>
+      <w:r>
+        <w:rPr>
+          <w:rFonts w:ascii="Times New Roman" w:hAnsi="Times New Roman" w:cs="Times New Roman"/>
+        </w:rPr>
+        <w:t>và</w:t>
+      </w:r>
+      <w:proofErr w:type="spellEnd"/>
+      <w:r>
+        <w:rPr>
+          <w:rFonts w:ascii="Times New Roman" w:hAnsi="Times New Roman" w:cs="Times New Roman"/>
+        </w:rPr>
+        <w:t xml:space="preserve"> </w:t>
+      </w:r>
+      <w:proofErr w:type="spellStart"/>
+      <w:r>
+        <w:rPr>
+          <w:rFonts w:ascii="Times New Roman" w:hAnsi="Times New Roman" w:cs="Times New Roman"/>
+        </w:rPr>
+        <w:t>quản</w:t>
+      </w:r>
+      <w:proofErr w:type="spellEnd"/>
+      <w:r>
+        <w:rPr>
+          <w:rFonts w:ascii="Times New Roman" w:hAnsi="Times New Roman" w:cs="Times New Roman"/>
+        </w:rPr>
+        <w:t xml:space="preserve"> </w:t>
+      </w:r>
+      <w:proofErr w:type="spellStart"/>
+      <w:r>
+        <w:rPr>
+          <w:rFonts w:ascii="Times New Roman" w:hAnsi="Times New Roman" w:cs="Times New Roman"/>
+        </w:rPr>
+        <w:t>lý</w:t>
+      </w:r>
+      <w:proofErr w:type="spellEnd"/>
+      <w:r>
+        <w:rPr>
+          <w:rFonts w:ascii="Times New Roman" w:hAnsi="Times New Roman" w:cs="Times New Roman"/>
+        </w:rPr>
+        <w:t xml:space="preserve"> </w:t>
+      </w:r>
+      <w:proofErr w:type="spellStart"/>
+      <w:r>
+        <w:rPr>
+          <w:rFonts w:ascii="Times New Roman" w:hAnsi="Times New Roman" w:cs="Times New Roman"/>
+        </w:rPr>
+        <w:t>phiên</w:t>
+      </w:r>
+      <w:proofErr w:type="spellEnd"/>
+      <w:r>
+        <w:rPr>
+          <w:rFonts w:ascii="Times New Roman" w:hAnsi="Times New Roman" w:cs="Times New Roman"/>
+        </w:rPr>
+        <w:t xml:space="preserve"> </w:t>
+      </w:r>
+      <w:proofErr w:type="spellStart"/>
+      <w:r>
+        <w:rPr>
+          <w:rFonts w:ascii="Times New Roman" w:hAnsi="Times New Roman" w:cs="Times New Roman"/>
+        </w:rPr>
+        <w:t>bản</w:t>
+      </w:r>
+      <w:proofErr w:type="spellEnd"/>
+      <w:r>
+        <w:rPr>
+          <w:rFonts w:ascii="Times New Roman" w:hAnsi="Times New Roman" w:cs="Times New Roman"/>
+        </w:rPr>
+        <w:t xml:space="preserve">, </w:t>
+      </w:r>
+      <w:proofErr w:type="spellStart"/>
+      <w:r>
+        <w:rPr>
+          <w:rFonts w:ascii="Times New Roman" w:hAnsi="Times New Roman" w:cs="Times New Roman"/>
+        </w:rPr>
+        <w:t>hỗ</w:t>
+      </w:r>
+      <w:proofErr w:type="spellEnd"/>
+      <w:r>
+        <w:rPr>
+          <w:rFonts w:ascii="Times New Roman" w:hAnsi="Times New Roman" w:cs="Times New Roman"/>
+        </w:rPr>
+        <w:t xml:space="preserve"> </w:t>
+      </w:r>
+      <w:proofErr w:type="spellStart"/>
+      <w:r>
+        <w:rPr>
+          <w:rFonts w:ascii="Times New Roman" w:hAnsi="Times New Roman" w:cs="Times New Roman"/>
+        </w:rPr>
+        <w:t>trợ</w:t>
+      </w:r>
+      <w:proofErr w:type="spellEnd"/>
+      <w:r>
+        <w:rPr>
+          <w:rFonts w:ascii="Times New Roman" w:hAnsi="Times New Roman" w:cs="Times New Roman"/>
+        </w:rPr>
+        <w:t xml:space="preserve"> </w:t>
+      </w:r>
+      <w:proofErr w:type="spellStart"/>
+      <w:r>
+        <w:rPr>
+          <w:rFonts w:ascii="Times New Roman" w:hAnsi="Times New Roman" w:cs="Times New Roman"/>
+        </w:rPr>
+        <w:t>đồng</w:t>
+      </w:r>
+      <w:proofErr w:type="spellEnd"/>
+      <w:r>
+        <w:rPr>
+          <w:rFonts w:ascii="Times New Roman" w:hAnsi="Times New Roman" w:cs="Times New Roman"/>
+        </w:rPr>
+        <w:t xml:space="preserve"> </w:t>
+      </w:r>
+      <w:proofErr w:type="spellStart"/>
+      <w:r>
+        <w:rPr>
+          <w:rFonts w:ascii="Times New Roman" w:hAnsi="Times New Roman" w:cs="Times New Roman"/>
+        </w:rPr>
+        <w:t>bộ</w:t>
+      </w:r>
+      <w:proofErr w:type="spellEnd"/>
+      <w:r>
+        <w:rPr>
+          <w:rFonts w:ascii="Times New Roman" w:hAnsi="Times New Roman" w:cs="Times New Roman"/>
+        </w:rPr>
+        <w:t xml:space="preserve">, </w:t>
+      </w:r>
+      <w:proofErr w:type="spellStart"/>
+      <w:r>
+        <w:rPr>
+          <w:rFonts w:ascii="Times New Roman" w:hAnsi="Times New Roman" w:cs="Times New Roman"/>
+        </w:rPr>
+        <w:t>cập</w:t>
+      </w:r>
+      <w:proofErr w:type="spellEnd"/>
+      <w:r>
+        <w:rPr>
+          <w:rFonts w:ascii="Times New Roman" w:hAnsi="Times New Roman" w:cs="Times New Roman"/>
+        </w:rPr>
+        <w:t xml:space="preserve"> </w:t>
+      </w:r>
+      <w:proofErr w:type="spellStart"/>
+      <w:r>
+        <w:rPr>
+          <w:rFonts w:ascii="Times New Roman" w:hAnsi="Times New Roman" w:cs="Times New Roman"/>
+        </w:rPr>
+        <w:t>nhật</w:t>
+      </w:r>
+      <w:proofErr w:type="spellEnd"/>
+      <w:r>
+        <w:rPr>
+          <w:rFonts w:ascii="Times New Roman" w:hAnsi="Times New Roman" w:cs="Times New Roman"/>
+        </w:rPr>
+        <w:t xml:space="preserve"> </w:t>
+      </w:r>
+      <w:proofErr w:type="spellStart"/>
+      <w:r>
+        <w:rPr>
+          <w:rFonts w:ascii="Times New Roman" w:hAnsi="Times New Roman" w:cs="Times New Roman"/>
+        </w:rPr>
+        <w:t>và</w:t>
+      </w:r>
+      <w:proofErr w:type="spellEnd"/>
+      <w:r>
+        <w:rPr>
+          <w:rFonts w:ascii="Times New Roman" w:hAnsi="Times New Roman" w:cs="Times New Roman"/>
+        </w:rPr>
+        <w:t xml:space="preserve"> </w:t>
+      </w:r>
+      <w:proofErr w:type="spellStart"/>
+      <w:r>
+        <w:rPr>
+          <w:rFonts w:ascii="Times New Roman" w:hAnsi="Times New Roman" w:cs="Times New Roman"/>
+        </w:rPr>
+        <w:t>triển</w:t>
+      </w:r>
+      <w:proofErr w:type="spellEnd"/>
+      <w:r>
+        <w:rPr>
+          <w:rFonts w:ascii="Times New Roman" w:hAnsi="Times New Roman" w:cs="Times New Roman"/>
+        </w:rPr>
+        <w:t xml:space="preserve"> </w:t>
+      </w:r>
+      <w:proofErr w:type="spellStart"/>
+      <w:r>
+        <w:rPr>
+          <w:rFonts w:ascii="Times New Roman" w:hAnsi="Times New Roman" w:cs="Times New Roman"/>
+        </w:rPr>
+        <w:t>khai</w:t>
+      </w:r>
+      <w:proofErr w:type="spellEnd"/>
+      <w:r>
+        <w:rPr>
+          <w:rFonts w:ascii="Times New Roman" w:hAnsi="Times New Roman" w:cs="Times New Roman"/>
+        </w:rPr>
+        <w:t xml:space="preserve"> project.</w:t>
+      </w:r>
+    </w:p>
+    <w:p>
+      <w:pPr>
+        <w:numPr>
+          <w:ilvl w:val="0"/>
+          <w:numId w:val="18"/>
+        </w:numPr>
+        <w:spacing w:after="0" w:line="240" w:lineRule="auto"/>
+        <w:rPr>
+          <w:rFonts w:ascii="Times New Roman" w:hAnsi="Times New Roman" w:cs="Times New Roman"/>
+        </w:rPr>
+      </w:pPr>
+      <w:r>
+        <w:rPr>
+          <w:rFonts w:ascii="Times New Roman" w:hAnsi="Times New Roman" w:cs="Times New Roman"/>
+          <w:b/>
+          <w:bCs/>
+        </w:rPr>
+        <w:t>Render:</w:t>
+      </w:r>
+      <w:r>
+        <w:rPr>
+          <w:rFonts w:ascii="Times New Roman" w:hAnsi="Times New Roman" w:cs="Times New Roman"/>
+        </w:rPr>
+        <w:t xml:space="preserve"> Deploy Frontend </w:t>
+      </w:r>
+      <w:proofErr w:type="spellStart"/>
+      <w:r>
+        <w:rPr>
+          <w:rFonts w:ascii="Times New Roman" w:hAnsi="Times New Roman" w:cs="Times New Roman"/>
+        </w:rPr>
+        <w:t>và</w:t>
+      </w:r>
+      <w:proofErr w:type="spellEnd"/>
+      <w:r>
+        <w:rPr>
+          <w:rFonts w:ascii="Times New Roman" w:hAnsi="Times New Roman" w:cs="Times New Roman"/>
+        </w:rPr>
+        <w:t xml:space="preserve"> Backend </w:t>
+      </w:r>
+      <w:proofErr w:type="spellStart"/>
+      <w:r>
+        <w:rPr>
+          <w:rFonts w:ascii="Times New Roman" w:hAnsi="Times New Roman" w:cs="Times New Roman"/>
+        </w:rPr>
+        <w:t>lên</w:t>
+      </w:r>
+      <w:proofErr w:type="spellEnd"/>
+      <w:r>
+        <w:rPr>
+          <w:rFonts w:ascii="Times New Roman" w:hAnsi="Times New Roman" w:cs="Times New Roman"/>
+        </w:rPr>
+        <w:t xml:space="preserve"> </w:t>
+      </w:r>
+      <w:proofErr w:type="spellStart"/>
+      <w:r>
+        <w:rPr>
+          <w:rFonts w:ascii="Times New Roman" w:hAnsi="Times New Roman" w:cs="Times New Roman"/>
+        </w:rPr>
+        <w:t>môi</w:t>
+      </w:r>
+      <w:proofErr w:type="spellEnd"/>
+      <w:r>
+        <w:rPr>
+          <w:rFonts w:ascii="Times New Roman" w:hAnsi="Times New Roman" w:cs="Times New Roman"/>
+        </w:rPr>
+        <w:t xml:space="preserve"> </w:t>
+      </w:r>
+      <w:proofErr w:type="spellStart"/>
+      <w:r>
+        <w:rPr>
+          <w:rFonts w:ascii="Times New Roman" w:hAnsi="Times New Roman" w:cs="Times New Roman"/>
+        </w:rPr>
+        <w:t>trường</w:t>
+      </w:r>
+      <w:proofErr w:type="spellEnd"/>
+      <w:r>
+        <w:rPr>
+          <w:rFonts w:ascii="Times New Roman" w:hAnsi="Times New Roman" w:cs="Times New Roman"/>
+        </w:rPr>
+        <w:t xml:space="preserve"> cloud, </w:t>
+      </w:r>
+      <w:proofErr w:type="spellStart"/>
+      <w:r>
+        <w:rPr>
+          <w:rFonts w:ascii="Times New Roman" w:hAnsi="Times New Roman" w:cs="Times New Roman"/>
+        </w:rPr>
+        <w:t>cung</w:t>
+      </w:r>
+      <w:proofErr w:type="spellEnd"/>
+      <w:r>
+        <w:rPr>
+          <w:rFonts w:ascii="Times New Roman" w:hAnsi="Times New Roman" w:cs="Times New Roman"/>
+        </w:rPr>
+        <w:t xml:space="preserve"> </w:t>
+      </w:r>
+      <w:proofErr w:type="spellStart"/>
+      <w:r>
+        <w:rPr>
+          <w:rFonts w:ascii="Times New Roman" w:hAnsi="Times New Roman" w:cs="Times New Roman"/>
+        </w:rPr>
+        <w:t>cấp</w:t>
+      </w:r>
+      <w:proofErr w:type="spellEnd"/>
+      <w:r>
+        <w:rPr>
+          <w:rFonts w:ascii="Times New Roman" w:hAnsi="Times New Roman" w:cs="Times New Roman"/>
+        </w:rPr>
+        <w:t xml:space="preserve"> URL </w:t>
+      </w:r>
+      <w:proofErr w:type="spellStart"/>
+      <w:r>
+        <w:rPr>
+          <w:rFonts w:ascii="Times New Roman" w:hAnsi="Times New Roman" w:cs="Times New Roman"/>
+        </w:rPr>
+        <w:t>để</w:t>
+      </w:r>
+      <w:proofErr w:type="spellEnd"/>
+      <w:r>
+        <w:rPr>
+          <w:rFonts w:ascii="Times New Roman" w:hAnsi="Times New Roman" w:cs="Times New Roman"/>
+        </w:rPr>
+        <w:t xml:space="preserve"> </w:t>
+      </w:r>
+      <w:proofErr w:type="spellStart"/>
+      <w:r>
+        <w:rPr>
+          <w:rFonts w:ascii="Times New Roman" w:hAnsi="Times New Roman" w:cs="Times New Roman"/>
+        </w:rPr>
+        <w:t>người</w:t>
+      </w:r>
+      <w:proofErr w:type="spellEnd"/>
+      <w:r>
+        <w:rPr>
+          <w:rFonts w:ascii="Times New Roman" w:hAnsi="Times New Roman" w:cs="Times New Roman"/>
+        </w:rPr>
+        <w:t xml:space="preserve"> </w:t>
+      </w:r>
+      <w:proofErr w:type="spellStart"/>
+      <w:r>
+        <w:rPr>
+          <w:rFonts w:ascii="Times New Roman" w:hAnsi="Times New Roman" w:cs="Times New Roman"/>
+        </w:rPr>
+        <w:t>dùng</w:t>
+      </w:r>
+      <w:proofErr w:type="spellEnd"/>
+      <w:r>
+        <w:rPr>
+          <w:rFonts w:ascii="Times New Roman" w:hAnsi="Times New Roman" w:cs="Times New Roman"/>
+        </w:rPr>
+        <w:t xml:space="preserve"> </w:t>
+      </w:r>
+      <w:proofErr w:type="spellStart"/>
+      <w:r>
+        <w:rPr>
+          <w:rFonts w:ascii="Times New Roman" w:hAnsi="Times New Roman" w:cs="Times New Roman"/>
+        </w:rPr>
+        <w:t>truy</w:t>
+      </w:r>
+      <w:proofErr w:type="spellEnd"/>
+      <w:r>
+        <w:rPr>
+          <w:rFonts w:ascii="Times New Roman" w:hAnsi="Times New Roman" w:cs="Times New Roman"/>
+        </w:rPr>
+        <w:t xml:space="preserve"> </w:t>
+      </w:r>
+      <w:proofErr w:type="spellStart"/>
+      <w:r>
+        <w:rPr>
+          <w:rFonts w:ascii="Times New Roman" w:hAnsi="Times New Roman" w:cs="Times New Roman"/>
+        </w:rPr>
+        <w:t>cập</w:t>
+      </w:r>
+      <w:proofErr w:type="spellEnd"/>
+      <w:r>
+        <w:rPr>
+          <w:rFonts w:ascii="Times New Roman" w:hAnsi="Times New Roman" w:cs="Times New Roman"/>
+        </w:rPr>
+        <w:t xml:space="preserve"> </w:t>
+      </w:r>
+      <w:proofErr w:type="spellStart"/>
+      <w:r>
+        <w:rPr>
+          <w:rFonts w:ascii="Times New Roman" w:hAnsi="Times New Roman" w:cs="Times New Roman"/>
+        </w:rPr>
+        <w:t>và</w:t>
+      </w:r>
+      <w:proofErr w:type="spellEnd"/>
+      <w:r>
+        <w:rPr>
+          <w:rFonts w:ascii="Times New Roman" w:hAnsi="Times New Roman" w:cs="Times New Roman"/>
+        </w:rPr>
+        <w:t xml:space="preserve"> </w:t>
+      </w:r>
+      <w:proofErr w:type="spellStart"/>
+      <w:r>
+        <w:rPr>
+          <w:rFonts w:ascii="Times New Roman" w:hAnsi="Times New Roman" w:cs="Times New Roman"/>
+        </w:rPr>
+        <w:t>sử</w:t>
+      </w:r>
+      <w:proofErr w:type="spellEnd"/>
+      <w:r>
+        <w:rPr>
+          <w:rFonts w:ascii="Times New Roman" w:hAnsi="Times New Roman" w:cs="Times New Roman"/>
+        </w:rPr>
+        <w:t xml:space="preserve"> </w:t>
+      </w:r>
+      <w:proofErr w:type="spellStart"/>
+      <w:r>
+        <w:rPr>
+          <w:rFonts w:ascii="Times New Roman" w:hAnsi="Times New Roman" w:cs="Times New Roman"/>
+        </w:rPr>
+        <w:t>dụng</w:t>
+      </w:r>
+      <w:proofErr w:type="spellEnd"/>
+      <w:r>
+        <w:rPr>
+          <w:rFonts w:ascii="Times New Roman" w:hAnsi="Times New Roman" w:cs="Times New Roman"/>
+        </w:rPr>
+        <w:t xml:space="preserve"> </w:t>
+      </w:r>
+      <w:proofErr w:type="spellStart"/>
+      <w:r>
+        <w:rPr>
+          <w:rFonts w:ascii="Times New Roman" w:hAnsi="Times New Roman" w:cs="Times New Roman"/>
+        </w:rPr>
+        <w:t>hệ</w:t>
+      </w:r>
+      <w:proofErr w:type="spellEnd"/>
+      <w:r>
+        <w:rPr>
+          <w:rFonts w:ascii="Times New Roman" w:hAnsi="Times New Roman" w:cs="Times New Roman"/>
+        </w:rPr>
+        <w:t xml:space="preserve"> </w:t>
+      </w:r>
+      <w:proofErr w:type="spellStart"/>
+      <w:r>
+        <w:rPr>
+          <w:rFonts w:ascii="Times New Roman" w:hAnsi="Times New Roman" w:cs="Times New Roman"/>
+        </w:rPr>
+        <w:t>thống</w:t>
+      </w:r>
+      <w:proofErr w:type="spellEnd"/>
+      <w:r>
+        <w:rPr>
+          <w:rFonts w:ascii="Times New Roman" w:hAnsi="Times New Roman" w:cs="Times New Roman"/>
+        </w:rPr>
+        <w:t>.</w:t>
+      </w:r>
+    </w:p>
+    <w:p>
+      <w:pPr>
+        <w:spacing w:after="0" w:line="240" w:lineRule="auto"/>
+        <w:rPr>
+          <w:rFonts w:ascii="Times New Roman" w:hAnsi="Times New Roman" w:cs="Times New Roman"/>
         </w:rPr>
       </w:pPr>
     </w:p>
@@ -22152,8 +22728,29 @@
           <w:sz w:val="24"/>
           <w:szCs w:val="24"/>
         </w:rPr>
-        <w:t xml:space="preserve"> GitHub) </w:t>
-      </w:r>
+        <w:t xml:space="preserve"> GitHub)</w:t>
+      </w:r>
+      <w:r>
+        <w:rPr>
+          <w:rFonts w:ascii="Times New Roman" w:hAnsi="Times New Roman" w:cs="Times New Roman"/>
+          <w:sz w:val="24"/>
+          <w:szCs w:val="24"/>
+          <w:lang w:val="vi-VN"/>
+        </w:rPr>
+        <w:t xml:space="preserve">: </w:t>
+      </w:r>
+      <w:hyperlink r:id="rId8" w:history="1">
+        <w:r>
+          <w:rPr>
+            <w:rStyle w:val="Hyperlink"/>
+            <w:rFonts w:ascii="Times New Roman" w:hAnsi="Times New Roman" w:cs="Times New Roman"/>
+            <w:sz w:val="24"/>
+            <w:szCs w:val="24"/>
+            <w:lang w:val="vi-VN"/>
+          </w:rPr>
+          <w:t>git_repo</w:t>
+        </w:r>
+      </w:hyperlink>
     </w:p>
     <w:p>
       <w:pPr>
@@ -22282,7 +22879,70 @@
           <w:sz w:val="24"/>
           <w:szCs w:val="24"/>
         </w:rPr>
-        <w:t xml:space="preserve">) </w:t>
+        <w:t>)</w:t>
+      </w:r>
+      <w:r>
+        <w:rPr>
+          <w:rFonts w:ascii="Times New Roman" w:hAnsi="Times New Roman" w:cs="Times New Roman"/>
+          <w:sz w:val="24"/>
+          <w:szCs w:val="24"/>
+          <w:lang w:val="vi-VN"/>
+        </w:rPr>
+        <w:t xml:space="preserve">: </w:t>
+      </w:r>
+      <w:r>
+        <w:rPr>
+          <w:rFonts w:ascii="Times New Roman" w:hAnsi="Times New Roman" w:cs="Times New Roman"/>
+          <w:sz w:val="24"/>
+          <w:szCs w:val="24"/>
+          <w:lang w:val="vi-VN"/>
+        </w:rPr>
+        <w:fldChar w:fldCharType="begin"/>
+      </w:r>
+      <w:r>
+        <w:rPr>
+          <w:rFonts w:ascii="Times New Roman" w:hAnsi="Times New Roman" w:cs="Times New Roman"/>
+          <w:sz w:val="24"/>
+          <w:szCs w:val="24"/>
+          <w:lang w:val="vi-VN"/>
+        </w:rPr>
+        <w:instrText>HYPERLINK "https://task-manager-final-web-class-1.onrender.com"</w:instrText>
+      </w:r>
+      <w:r>
+        <w:rPr>
+          <w:rFonts w:ascii="Times New Roman" w:hAnsi="Times New Roman" w:cs="Times New Roman"/>
+          <w:sz w:val="24"/>
+          <w:szCs w:val="24"/>
+          <w:lang w:val="vi-VN"/>
+        </w:rPr>
+      </w:r>
+      <w:r>
+        <w:rPr>
+          <w:rFonts w:ascii="Times New Roman" w:hAnsi="Times New Roman" w:cs="Times New Roman"/>
+          <w:sz w:val="24"/>
+          <w:szCs w:val="24"/>
+          <w:lang w:val="vi-VN"/>
+        </w:rPr>
+        <w:fldChar w:fldCharType="separate"/>
+      </w:r>
+      <w:r>
+        <w:rPr>
+          <w:rStyle w:val="Hyperlink"/>
+          <w:rFonts w:ascii="Times New Roman" w:hAnsi="Times New Roman" w:cs="Times New Roman"/>
+          <w:sz w:val="24"/>
+          <w:szCs w:val="24"/>
+          <w:lang w:val="vi-VN"/>
+        </w:rPr>
+        <w:t>demo</w:t>
+      </w:r>
+      <w:r>
+        <w:rPr>
+          <w:rFonts w:ascii="Times New Roman" w:hAnsi="Times New Roman" w:cs="Times New Roman"/>
+          <w:sz w:val="24"/>
+          <w:szCs w:val="24"/>
+          <w:lang w:val="vi-VN"/>
+        </w:rPr>
+        <w:fldChar w:fldCharType="end"/>
       </w:r>
     </w:p>
     <w:p>
@@ -22406,6 +23066,62 @@
         <w:t>cập</w:t>
       </w:r>
       <w:proofErr w:type="spellEnd"/>
+      <w:r>
+        <w:rPr>
+          <w:rFonts w:ascii="Times New Roman" w:hAnsi="Times New Roman" w:cs="Times New Roman"/>
+          <w:sz w:val="24"/>
+          <w:szCs w:val="24"/>
+          <w:lang w:val="vi-VN"/>
+        </w:rPr>
+        <w:t>:</w:t>
+      </w:r>
+    </w:p>
+    <w:p>
+      <w:pPr>
+        <w:pStyle w:val="ListParagraph"/>
+        <w:numPr>
+          <w:ilvl w:val="1"/>
+          <w:numId w:val="1"/>
+        </w:numPr>
+        <w:rPr>
+          <w:rFonts w:ascii="Times New Roman" w:hAnsi="Times New Roman" w:cs="Times New Roman"/>
+          <w:sz w:val="24"/>
+          <w:szCs w:val="24"/>
+        </w:rPr>
+      </w:pPr>
+      <w:r>
+        <w:rPr>
+          <w:rFonts w:ascii="Times New Roman" w:hAnsi="Times New Roman" w:cs="Times New Roman"/>
+          <w:sz w:val="24"/>
+          <w:szCs w:val="24"/>
+          <w:lang w:val="vi-VN"/>
+        </w:rPr>
+        <w:lastRenderedPageBreak/>
+        <w:t>Username: test</w:t>
+      </w:r>
+    </w:p>
+    <w:p>
+      <w:pPr>
+        <w:pStyle w:val="ListParagraph"/>
+        <w:numPr>
+          <w:ilvl w:val="1"/>
+          <w:numId w:val="1"/>
+        </w:numPr>
+        <w:rPr>
+          <w:rFonts w:ascii="Times New Roman" w:hAnsi="Times New Roman" w:cs="Times New Roman"/>
+          <w:sz w:val="24"/>
+          <w:szCs w:val="24"/>
+        </w:rPr>
+      </w:pPr>
+      <w:r>
+        <w:rPr>
+          <w:rFonts w:ascii="Times New Roman" w:hAnsi="Times New Roman" w:cs="Times New Roman"/>
+          <w:sz w:val="24"/>
+          <w:szCs w:val="24"/>
+          <w:lang w:val="vi-VN"/>
+        </w:rPr>
+        <w:t>Password: test</w:t>
+      </w:r>
     </w:p>
     <w:p>
       <w:pPr>
@@ -24506,7 +25222,7 @@
         <w:rFonts w:ascii="Calibri" w:eastAsiaTheme="minorEastAsia" w:hAnsi="Calibri" w:cs="Calibri" w:hint="default"/>
       </w:rPr>
     </w:lvl>
-    <w:lvl w:ilvl="1" w:tplc="04090003" w:tentative="1">
+    <w:lvl w:ilvl="1" w:tplc="04090003">
       <w:start w:val="1"/>
       <w:numFmt w:val="bullet"/>
       <w:lvlText w:val="o"/>
@@ -24753,6 +25469,155 @@
     </w:lvl>
   </w:abstractNum>
   <w:abstractNum w:abstractNumId="16" w15:restartNumberingAfterBreak="0">
+    <w:nsid w:val="7B540B0C"/>
+    <w:multiLevelType w:val="multilevel"/>
+    <w:tmpl w:val="E430894C"/>
+    <w:lvl w:ilvl="0">
+      <w:start w:val="1"/>
+      <w:numFmt w:val="bullet"/>
+      <w:lvlText w:val=""/>
+      <w:lvlJc w:val="left"/>
+      <w:pPr>
+        <w:tabs>
+          <w:tab w:val="num" w:pos="720"/>
+        </w:tabs>
+        <w:ind w:left="720" w:hanging="360"/>
+      </w:pPr>
+      <w:rPr>
+        <w:rFonts w:ascii="Symbol" w:hAnsi="Symbol" w:hint="default"/>
+        <w:sz w:val="20"/>
+      </w:rPr>
+    </w:lvl>
+    <w:lvl w:ilvl="1" w:tentative="1">
+      <w:start w:val="1"/>
+      <w:numFmt w:val="bullet"/>
+      <w:lvlText w:val="o"/>
+      <w:lvlJc w:val="left"/>
+      <w:pPr>
+        <w:tabs>
+          <w:tab w:val="num" w:pos="1440"/>
+        </w:tabs>
+        <w:ind w:left="1440" w:hanging="360"/>
+      </w:pPr>
+      <w:rPr>
+        <w:rFonts w:ascii="Courier New" w:hAnsi="Courier New" w:hint="default"/>
+        <w:sz w:val="20"/>
+      </w:rPr>
+    </w:lvl>
+    <w:lvl w:ilvl="2" w:tentative="1">
+      <w:start w:val="1"/>
+      <w:numFmt w:val="bullet"/>
+      <w:lvlText w:val=""/>
+      <w:lvlJc w:val="left"/>
+      <w:pPr>
+        <w:tabs>
+          <w:tab w:val="num" w:pos="2160"/>
+        </w:tabs>
+        <w:ind w:left="2160" w:hanging="360"/>
+      </w:pPr>
+      <w:rPr>
+        <w:rFonts w:ascii="Wingdings" w:hAnsi="Wingdings" w:hint="default"/>
+        <w:sz w:val="20"/>
+      </w:rPr>
+    </w:lvl>
+    <w:lvl w:ilvl="3" w:tentative="1">
+      <w:start w:val="1"/>
+      <w:numFmt w:val="bullet"/>
+      <w:lvlText w:val=""/>
+      <w:lvlJc w:val="left"/>
+      <w:pPr>
+        <w:tabs>
+          <w:tab w:val="num" w:pos="2880"/>
+        </w:tabs>
+        <w:ind w:left="2880" w:hanging="360"/>
+      </w:pPr>
+      <w:rPr>
+        <w:rFonts w:ascii="Wingdings" w:hAnsi="Wingdings" w:hint="default"/>
+        <w:sz w:val="20"/>
+      </w:rPr>
+    </w:lvl>
+    <w:lvl w:ilvl="4" w:tentative="1">
+      <w:start w:val="1"/>
+      <w:numFmt w:val="bullet"/>
+      <w:lvlText w:val=""/>
+      <w:lvlJc w:val="left"/>
+      <w:pPr>
+        <w:tabs>
+          <w:tab w:val="num" w:pos="3600"/>
+        </w:tabs>
+        <w:ind w:left="3600" w:hanging="360"/>
+      </w:pPr>
+      <w:rPr>
+        <w:rFonts w:ascii="Wingdings" w:hAnsi="Wingdings" w:hint="default"/>
+        <w:sz w:val="20"/>
+      </w:rPr>
+    </w:lvl>
+    <w:lvl w:ilvl="5" w:tentative="1">
+      <w:start w:val="1"/>
+      <w:numFmt w:val="bullet"/>
+      <w:lvlText w:val=""/>
+      <w:lvlJc w:val="left"/>
+      <w:pPr>
+        <w:tabs>
+          <w:tab w:val="num" w:pos="4320"/>
+        </w:tabs>
+        <w:ind w:left="4320" w:hanging="360"/>
+      </w:pPr>
+      <w:rPr>
+        <w:rFonts w:ascii="Wingdings" w:hAnsi="Wingdings" w:hint="default"/>
+        <w:sz w:val="20"/>
+      </w:rPr>
+    </w:lvl>
+    <w:lvl w:ilvl="6" w:tentative="1">
+      <w:start w:val="1"/>
+      <w:numFmt w:val="bullet"/>
+      <w:lvlText w:val=""/>
+      <w:lvlJc w:val="left"/>
+      <w:pPr>
+        <w:tabs>
+          <w:tab w:val="num" w:pos="5040"/>
+        </w:tabs>
+        <w:ind w:left="5040" w:hanging="360"/>
+      </w:pPr>
+      <w:rPr>
+        <w:rFonts w:ascii="Wingdings" w:hAnsi="Wingdings" w:hint="default"/>
+        <w:sz w:val="20"/>
+      </w:rPr>
+    </w:lvl>
+    <w:lvl w:ilvl="7" w:tentative="1">
+      <w:start w:val="1"/>
+      <w:numFmt w:val="bullet"/>
+      <w:lvlText w:val=""/>
+      <w:lvlJc w:val="left"/>
+      <w:pPr>
+        <w:tabs>
+          <w:tab w:val="num" w:pos="5760"/>
+        </w:tabs>
+        <w:ind w:left="5760" w:hanging="360"/>
+      </w:pPr>
+      <w:rPr>
+        <w:rFonts w:ascii="Wingdings" w:hAnsi="Wingdings" w:hint="default"/>
+        <w:sz w:val="20"/>
+      </w:rPr>
+    </w:lvl>
+    <w:lvl w:ilvl="8" w:tentative="1">
+      <w:start w:val="1"/>
+      <w:numFmt w:val="bullet"/>
+      <w:lvlText w:val=""/>
+      <w:lvlJc w:val="left"/>
+      <w:pPr>
+        <w:tabs>
+          <w:tab w:val="num" w:pos="6480"/>
+        </w:tabs>
+        <w:ind w:left="6480" w:hanging="360"/>
+      </w:pPr>
+      <w:rPr>
+        <w:rFonts w:ascii="Wingdings" w:hAnsi="Wingdings" w:hint="default"/>
+        <w:sz w:val="20"/>
+      </w:rPr>
+    </w:lvl>
+  </w:abstractNum>
+  <w:abstractNum w:abstractNumId="17" w15:restartNumberingAfterBreak="0">
     <w:nsid w:val="7E2D658C"/>
     <w:multiLevelType w:val="multilevel"/>
     <w:tmpl w:val="10888434"/>
@@ -24887,7 +25752,7 @@
     <w:abstractNumId w:val="13"/>
   </w:num>
   <w:num w:numId="8" w16cid:durableId="769744739">
-    <w:abstractNumId w:val="16"/>
+    <w:abstractNumId w:val="17"/>
   </w:num>
   <w:num w:numId="9" w16cid:durableId="1581017264">
     <w:abstractNumId w:val="5"/>
@@ -24915,6 +25780,9 @@
   </w:num>
   <w:num w:numId="17" w16cid:durableId="176388399">
     <w:abstractNumId w:val="11"/>
+  </w:num>
+  <w:num w:numId="18" w16cid:durableId="1702895564">
+    <w:abstractNumId w:val="16"/>
   </w:num>
 </w:numbering>
 </file>
